--- a/PP-salygos/templates/sutartys/PREKES_LT_SS.docx
+++ b/PP-salygos/templates/sutartys/PREKES_LT_SS.docx
@@ -11291,6 +11291,27 @@
                 <w:sz w:val="20"/>
                 <w14:ligatures w14:val="standardContextual"/>
               </w:rPr>
+              <w:t xml:space="preserve">1.1.1.9., 1.1.1.18., 1.2.2., 1.2.6., 3.3.1., 3.3.2., 7.4.1.2., 10.3., 20.1., 21.4. punktuose minima sąvoka „VPĮ“ keičiama į sąvoką „VPĮ / PĮ“;</w:t>
+            </w:r>
+          </w:p>
+          <w:p>
+            <w:pPr>
+              <w:spacing w:line="276" w:lineRule="auto"/>
+              <w:jc w:val="both"/>
+              <w:rPr>
+                <w:rFonts w:ascii="Arial" w:eastAsiaTheme="minorHAnsi" w:hAnsi="Arial" w:cs="Arial"/>
+                <w:kern w:val="2"/>
+                <w:sz w:val="20"/>
+                <w14:ligatures w14:val="standardContextual"/>
+              </w:rPr>
+            </w:pPr>
+            <w:r>
+              <w:rPr>
+                <w:rFonts w:ascii="Arial" w:eastAsiaTheme="minorHAnsi" w:hAnsi="Arial" w:cs="Arial"/>
+                <w:kern w:val="2"/>
+                <w:sz w:val="20"/>
+                <w14:ligatures w14:val="standardContextual"/>
+              </w:rPr>
               <w:t>„10.6. Bankas (draudimo bendrovė) neturi teisės reikalauti, kad Pirkėjas pagrįstų savo reikalavimą. Pirkėjas pranešime bankui (draudimo bendrovei) nurodo, kad Sutarties įvykdymo užtikrinimo suma jam priklauso dėl to, kad Tiekėjas iš dalies ar visiškai neįvykdė Sutarties ir (arba) ji buvo nutraukta dėl Tiekėjo kaltės. Pirkėjas neįsipareigoja įrodyti realiai patirtų nuostolių ir Tiekėjas, pasirašydamas Sutartį ir pateikdamas Sutarties įvykdymo užtikrinimą, patvirtina, kad Sutarties įvykdymo užtikrinimo suma laikytina minimaliais neįrodinėjamais Pirkėjo nuostoliais.“;</w:t>
             </w:r>
           </w:p>
@@ -11313,6 +11334,48 @@
                 <w14:ligatures w14:val="standardContextual"/>
               </w:rPr>
               <w:t>„10.16.3. jei dėl bet kokių Tiekėjo veiksmų (veikimo ar neveikimo) Pirkėjas patyrė nuostolius (tiesioginius nuostolius, delspinigius ir (arba) baudas (jei netesybos numatytos Sutartyje)).“;</w:t>
+            </w:r>
+          </w:p>
+          <w:p>
+            <w:pPr>
+              <w:spacing w:line="276" w:lineRule="auto"/>
+              <w:jc w:val="both"/>
+              <w:rPr>
+                <w:rFonts w:ascii="Arial" w:eastAsiaTheme="minorHAnsi" w:hAnsi="Arial" w:cs="Arial"/>
+                <w:kern w:val="2"/>
+                <w:sz w:val="20"/>
+                <w14:ligatures w14:val="standardContextual"/>
+              </w:rPr>
+            </w:pPr>
+            <w:r>
+              <w:rPr>
+                <w:rFonts w:ascii="Arial" w:eastAsiaTheme="minorHAnsi" w:hAnsi="Arial" w:cs="Arial"/>
+                <w:kern w:val="2"/>
+                <w:sz w:val="20"/>
+                <w14:ligatures w14:val="standardContextual"/>
+              </w:rPr>
+              <w:t xml:space="preserve">„16.4. Tiekėjas įsipareigoja vykdant Sutartį laikytis aplinkos apsaugos, socialinės ir darbo teisės įpareigojimų, nustatytų Europos Sąjungos ir nacionalinėje teisėje, kolektyvinėse sutartyse ir VPĮ 5 priede / PĮ 7 priede nurodytose tarptautinėse konvencijose.“;</w:t>
+            </w:r>
+          </w:p>
+          <w:p>
+            <w:pPr>
+              <w:spacing w:line="276" w:lineRule="auto"/>
+              <w:jc w:val="both"/>
+              <w:rPr>
+                <w:rFonts w:ascii="Arial" w:eastAsiaTheme="minorHAnsi" w:hAnsi="Arial" w:cs="Arial"/>
+                <w:kern w:val="2"/>
+                <w:sz w:val="20"/>
+                <w14:ligatures w14:val="standardContextual"/>
+              </w:rPr>
+            </w:pPr>
+            <w:r>
+              <w:rPr>
+                <w:rFonts w:ascii="Arial" w:eastAsiaTheme="minorHAnsi" w:hAnsi="Arial" w:cs="Arial"/>
+                <w:kern w:val="2"/>
+                <w:sz w:val="20"/>
+                <w14:ligatures w14:val="standardContextual"/>
+              </w:rPr>
+              <w:t xml:space="preserve">„17.7. Jeigu Sutartis nutraukiama dėl esminio Sutarties pažeidimo pagal Bendrųjų sąlygų 22.2.1 papunktį ir (ar) Tiekėjas esminę Sutarties sąlygą, nurodytą Specialiųjų sąlygų 10 skyriuje, vykdo su dideliais ar nuolatiniais trūkumais, Tiekėjas įtraukiamas į nepatikimų tiekėjų sąrašą VPĮ 91 straipsnyje / PĮ 99 straipsnyje nustatyta tvarka. Atvejai, kuomet laikoma, kad esminė Sutarties sąlyga vykdoma su dideliais arba nuolatiniai trūkumais nurodyti Specialiųjų sąlygų 10 skyriuje. Esminės Sutarties sąlygos vykdymas su dideliais arba nuolatiniais trūkumais gali būti pripažįstamas ir kitais, Specialiosiose sąlygose nenurodytais, atvejais, įvertinus konkrečias esminės Sutarties sąlygos netinkamo vykdymo aplinkybes.“;</w:t>
             </w:r>
           </w:p>
           <w:p>
